--- a/פקודות.docx
+++ b/פקודות.docx
@@ -5,14 +5,23 @@
     <w:p>
       <w:pPr>
         <w:bidi w:val="0"/>
-        <w:rPr>
-          <w:rFonts w:hint="cs"/>
-          <w:rtl/>
-        </w:rPr>
       </w:pPr>
       <w:r>
         <w:t>node index.js</w:t>
       </w:r>
+    </w:p>
+    <w:p>
+      <w:pPr>
+        <w:bidi w:val="0"/>
+      </w:pPr>
+    </w:p>
+    <w:p>
+      <w:pPr>
+        <w:bidi w:val="0"/>
+        <w:rPr>
+          <w:rtl/>
+        </w:rPr>
+      </w:pPr>
     </w:p>
     <w:sectPr>
       <w:pgSz w:w="11906" w:h="16838"/>

--- a/פקודות.docx
+++ b/פקודות.docx
@@ -8,6 +8,19 @@
       </w:pPr>
       <w:r>
         <w:t>node index.js</w:t>
+      </w:r>
+    </w:p>
+    <w:p>
+      <w:pPr>
+        <w:bidi w:val="0"/>
+      </w:pPr>
+    </w:p>
+    <w:p>
+      <w:pPr>
+        <w:bidi w:val="0"/>
+      </w:pPr>
+      <w:r>
+        <w:t>npx ngrok http 3000</w:t>
       </w:r>
     </w:p>
     <w:p>
@@ -641,7 +654,6 @@
   <w:style w:type="character" w:default="1" w:styleId="a0">
     <w:name w:val="Default Paragraph Font"/>
     <w:uiPriority w:val="1"/>
-    <w:semiHidden/>
     <w:unhideWhenUsed/>
   </w:style>
   <w:style w:type="table" w:default="1" w:styleId="a1">

--- a/פקודות.docx
+++ b/פקודות.docx
@@ -21,6 +21,53 @@
       </w:pPr>
       <w:r>
         <w:t>npx ngrok http 3000</w:t>
+      </w:r>
+    </w:p>
+    <w:p>
+      <w:pPr>
+        <w:bidi w:val="0"/>
+      </w:pPr>
+    </w:p>
+    <w:p>
+      <w:pPr>
+        <w:bidi w:val="0"/>
+      </w:pPr>
+      <w:r>
+        <w:drawing>
+          <wp:inline distT="0" distB="0" distL="0" distR="0" wp14:anchorId="7BF0A141" wp14:editId="123EEA15">
+            <wp:extent cx="5274310" cy="2807970"/>
+            <wp:effectExtent l="0" t="0" r="2540" b="0"/>
+            <wp:docPr id="1802825994" name="תמונה 1"/>
+            <wp:cNvGraphicFramePr>
+              <a:graphicFrameLocks xmlns:a="http://schemas.openxmlformats.org/drawingml/2006/main" noChangeAspect="1"/>
+            </wp:cNvGraphicFramePr>
+            <a:graphic xmlns:a="http://schemas.openxmlformats.org/drawingml/2006/main">
+              <a:graphicData uri="http://schemas.openxmlformats.org/drawingml/2006/picture">
+                <pic:pic xmlns:pic="http://schemas.openxmlformats.org/drawingml/2006/picture">
+                  <pic:nvPicPr>
+                    <pic:cNvPr id="1802825994" name=""/>
+                    <pic:cNvPicPr/>
+                  </pic:nvPicPr>
+                  <pic:blipFill>
+                    <a:blip r:embed="rId4"/>
+                    <a:stretch>
+                      <a:fillRect/>
+                    </a:stretch>
+                  </pic:blipFill>
+                  <pic:spPr>
+                    <a:xfrm>
+                      <a:off x="0" y="0"/>
+                      <a:ext cx="5274310" cy="2807970"/>
+                    </a:xfrm>
+                    <a:prstGeom prst="rect">
+                      <a:avLst/>
+                    </a:prstGeom>
+                  </pic:spPr>
+                </pic:pic>
+              </a:graphicData>
+            </a:graphic>
+          </wp:inline>
+        </w:drawing>
       </w:r>
     </w:p>
     <w:p>

--- a/פקודות.docx
+++ b/פקודות.docx
@@ -4,10 +4,106 @@
   <w:body>
     <w:p>
       <w:pPr>
+        <w:ind w:left="720" w:hanging="360"/>
+        <w:jc w:val="center"/>
+        <w:rPr>
+          <w:b/>
+          <w:bCs/>
+          <w:sz w:val="28"/>
+          <w:szCs w:val="28"/>
+          <w:rtl/>
+        </w:rPr>
+      </w:pPr>
+      <w:r>
+        <w:rPr>
+          <w:rFonts w:hint="cs"/>
+          <w:b/>
+          <w:bCs/>
+          <w:sz w:val="28"/>
+          <w:szCs w:val="28"/>
+          <w:rtl/>
+        </w:rPr>
+        <w:t xml:space="preserve">פקודות </w:t>
+      </w:r>
+      <w:r>
+        <w:rPr>
+          <w:rFonts w:hint="cs"/>
+          <w:b/>
+          <w:bCs/>
+          <w:sz w:val="28"/>
+          <w:szCs w:val="28"/>
+          <w:rtl/>
+        </w:rPr>
+        <w:t>גיבוי</w:t>
+      </w:r>
+    </w:p>
+    <w:p>
+      <w:pPr>
         <w:bidi w:val="0"/>
       </w:pPr>
       <w:r>
-        <w:t>node index.js</w:t>
+        <w:t>git add</w:t>
+      </w:r>
+      <w:r>
+        <w:rPr>
+          <w:rFonts w:cs="Arial"/>
+          <w:rtl/>
+        </w:rPr>
+        <w:t xml:space="preserve"> .</w:t>
+      </w:r>
+    </w:p>
+    <w:p>
+      <w:pPr>
+        <w:bidi w:val="0"/>
+        <w:rPr>
+          <w:rtl/>
+        </w:rPr>
+      </w:pPr>
+      <w:r>
+        <w:t>git commit -m</w:t>
+      </w:r>
+      <w:r>
+        <w:rPr>
+          <w:rFonts w:cs="Arial"/>
+          <w:rtl/>
+        </w:rPr>
+        <w:t xml:space="preserve"> "</w:t>
+      </w:r>
+      <w:r>
+        <w:rPr>
+          <w:rFonts w:cs="Arial" w:hint="cs"/>
+          <w:rtl/>
+        </w:rPr>
+        <w:t>תיאור</w:t>
+      </w:r>
+      <w:r>
+        <w:rPr>
+          <w:rFonts w:cs="Arial"/>
+          <w:rtl/>
+        </w:rPr>
+        <w:t xml:space="preserve"> </w:t>
+      </w:r>
+      <w:r>
+        <w:rPr>
+          <w:rFonts w:cs="Arial" w:hint="cs"/>
+          <w:rtl/>
+        </w:rPr>
+        <w:t>השינוי</w:t>
+      </w:r>
+      <w:r>
+        <w:rPr>
+          <w:rFonts w:cs="Arial"/>
+          <w:rtl/>
+        </w:rPr>
+        <w:t>"</w:t>
+      </w:r>
+    </w:p>
+    <w:p>
+      <w:pPr>
+        <w:bidi w:val="0"/>
+      </w:pPr>
+      <w:r>
+        <w:t xml:space="preserve">git push </w:t>
       </w:r>
     </w:p>
     <w:p>
@@ -20,7 +116,7 @@
         <w:bidi w:val="0"/>
       </w:pPr>
       <w:r>
-        <w:t>npx ngrok http 3000</w:t>
+        <w:t>node index.js</w:t>
       </w:r>
     </w:p>
     <w:p>
@@ -32,7 +128,36 @@
       <w:pPr>
         <w:bidi w:val="0"/>
       </w:pPr>
-      <w:r>
+      <w:proofErr w:type="spellStart"/>
+      <w:r>
+        <w:t>npx</w:t>
+      </w:r>
+      <w:proofErr w:type="spellEnd"/>
+      <w:r>
+        <w:t xml:space="preserve"> </w:t>
+      </w:r>
+      <w:proofErr w:type="spellStart"/>
+      <w:r>
+        <w:t>ngrok</w:t>
+      </w:r>
+      <w:proofErr w:type="spellEnd"/>
+      <w:r>
+        <w:t xml:space="preserve"> http 3000</w:t>
+      </w:r>
+    </w:p>
+    <w:p>
+      <w:pPr>
+        <w:bidi w:val="0"/>
+      </w:pPr>
+    </w:p>
+    <w:p>
+      <w:pPr>
+        <w:bidi w:val="0"/>
+      </w:pPr>
+      <w:r>
+        <w:rPr>
+          <w:noProof/>
+        </w:rPr>
         <w:drawing>
           <wp:inline distT="0" distB="0" distL="0" distR="0" wp14:anchorId="7BF0A141" wp14:editId="123EEA15">
             <wp:extent cx="5274310" cy="2807970"/>
@@ -701,6 +826,7 @@
   <w:style w:type="character" w:default="1" w:styleId="a0">
     <w:name w:val="Default Paragraph Font"/>
     <w:uiPriority w:val="1"/>
+    <w:semiHidden/>
     <w:unhideWhenUsed/>
   </w:style>
   <w:style w:type="table" w:default="1" w:styleId="a1">
